--- a/Инфокоммуникационные системы и сети/Лабы/Лабораторная работа #4/Лабораторная работа #4.docx
+++ b/Инфокоммуникационные системы и сети/Лабы/Лабораторная работа #4/Лабораторная работа #4.docx
@@ -1,6 +1,6 @@
 
 <file path=word/document.xml><?xml version="1.0" encoding="utf-8"?>
-<w:document xmlns:wpc="http://schemas.microsoft.com/office/word/2010/wordprocessingCanvas" xmlns:cx="http://schemas.microsoft.com/office/drawing/2014/chartex" xmlns:cx1="http://schemas.microsoft.com/office/drawing/2015/9/8/chartex" xmlns:cx2="http://schemas.microsoft.com/office/drawing/2015/10/21/chartex" xmlns:cx3="http://schemas.microsoft.com/office/drawing/2016/5/9/chartex" xmlns:cx4="http://schemas.microsoft.com/office/drawing/2016/5/10/chartex" xmlns:cx5="http://schemas.microsoft.com/office/drawing/2016/5/11/chartex" xmlns:cx6="http://schemas.microsoft.com/office/drawing/2016/5/12/chartex" xmlns:cx7="http://schemas.microsoft.com/office/drawing/2016/5/13/chartex" xmlns:cx8="http://schemas.microsoft.com/office/drawing/2016/5/14/chartex" xmlns:mc="http://schemas.openxmlformats.org/markup-compatibility/2006" xmlns:aink="http://schemas.microsoft.com/office/drawing/2016/ink" xmlns:am3d="http://schemas.microsoft.com/office/drawing/2017/model3d" xmlns:o="urn:schemas-microsoft-com:office:office" xmlns:oel="http://schemas.microsoft.com/office/2019/extlst" xmlns:r="http://schemas.openxmlformats.org/officeDocument/2006/relationships" xmlns:m="http://schemas.openxmlformats.org/officeDocument/2006/math" xmlns:v="urn:schemas-microsoft-com:vml" xmlns:wp14="http://schemas.microsoft.com/office/word/2010/wordprocessingDrawing" xmlns:wp="http://schemas.openxmlformats.org/drawingml/2006/wordprocessingDrawing" xmlns:w10="urn:schemas-microsoft-com:office:word" xmlns:w="http://schemas.openxmlformats.org/wordprocessingml/2006/main" xmlns:w14="http://schemas.microsoft.com/office/word/2010/wordml" xmlns:w15="http://schemas.microsoft.com/office/word/2012/wordml" xmlns:w16cex="http://schemas.microsoft.com/office/word/2018/wordml/cex" xmlns:w16cid="http://schemas.microsoft.com/office/word/2016/wordml/cid" xmlns:w16="http://schemas.microsoft.com/office/word/2018/wordml" xmlns:w16du="http://schemas.microsoft.com/office/word/2023/wordml/word16du" xmlns:w16sdtdh="http://schemas.microsoft.com/office/word/2020/wordml/sdtdatahash" xmlns:w16sdtfl="http://schemas.microsoft.com/office/word/2024/wordml/sdtformatlock" xmlns:w16se="http://schemas.microsoft.com/office/word/2015/wordml/symex" xmlns:wpg="http://schemas.microsoft.com/office/word/2010/wordprocessingGroup" xmlns:wpi="http://schemas.microsoft.com/office/word/2010/wordprocessingInk" xmlns:wne="http://schemas.microsoft.com/office/word/2006/wordml" xmlns:wps="http://schemas.microsoft.com/office/word/2010/wordprocessingShape" mc:Ignorable="w14 w15 w16se w16cid w16 w16cex w16sdtdh w16sdtfl w16du wp14">
+<w:document xmlns:wpc="http://schemas.microsoft.com/office/word/2010/wordprocessingCanvas" xmlns:cx="http://schemas.microsoft.com/office/drawing/2014/chartex" xmlns:cx1="http://schemas.microsoft.com/office/drawing/2015/9/8/chartex" xmlns:cx2="http://schemas.microsoft.com/office/drawing/2015/10/21/chartex" xmlns:cx3="http://schemas.microsoft.com/office/drawing/2016/5/9/chartex" xmlns:cx4="http://schemas.microsoft.com/office/drawing/2016/5/10/chartex" xmlns:cx5="http://schemas.microsoft.com/office/drawing/2016/5/11/chartex" xmlns:cx6="http://schemas.microsoft.com/office/drawing/2016/5/12/chartex" xmlns:cx7="http://schemas.microsoft.com/office/drawing/2016/5/13/chartex" xmlns:cx8="http://schemas.microsoft.com/office/drawing/2016/5/14/chartex" xmlns:mc="http://schemas.openxmlformats.org/markup-compatibility/2006" xmlns:aink="http://schemas.microsoft.com/office/drawing/2016/ink" xmlns:am3d="http://schemas.microsoft.com/office/drawing/2017/model3d" xmlns:o="urn:schemas-microsoft-com:office:office" xmlns:r="http://schemas.openxmlformats.org/officeDocument/2006/relationships" xmlns:m="http://schemas.openxmlformats.org/officeDocument/2006/math" xmlns:v="urn:schemas-microsoft-com:vml" xmlns:wp14="http://schemas.microsoft.com/office/word/2010/wordprocessingDrawing" xmlns:wp="http://schemas.openxmlformats.org/drawingml/2006/wordprocessingDrawing" xmlns:w10="urn:schemas-microsoft-com:office:word" xmlns:w="http://schemas.openxmlformats.org/wordprocessingml/2006/main" xmlns:w14="http://schemas.microsoft.com/office/word/2010/wordml" xmlns:w15="http://schemas.microsoft.com/office/word/2012/wordml" xmlns:w16cex="http://schemas.microsoft.com/office/word/2018/wordml/cex" xmlns:w16cid="http://schemas.microsoft.com/office/word/2016/wordml/cid" xmlns:w16="http://schemas.microsoft.com/office/word/2018/wordml" xmlns:w16sdtdh="http://schemas.microsoft.com/office/word/2020/wordml/sdtdatahash" xmlns:w16se="http://schemas.microsoft.com/office/word/2015/wordml/symex" xmlns:wpg="http://schemas.microsoft.com/office/word/2010/wordprocessingGroup" xmlns:wpi="http://schemas.microsoft.com/office/word/2010/wordprocessingInk" xmlns:wne="http://schemas.microsoft.com/office/word/2006/wordml" xmlns:wps="http://schemas.microsoft.com/office/word/2010/wordprocessingShape" mc:Ignorable="w14 w15 w16se w16cid w16 w16cex w16sdtdh wp14">
   <w:body>
     <w:p>
       <w:pPr>
@@ -8,51 +8,1491 @@
       </w:pPr>
       <w:r>
         <w:t xml:space="preserve">Лабораторная работа </w:t>
+      </w:r>
+      <w:r>
+        <w:t>4</w:t>
+      </w:r>
+    </w:p>
+    <w:p>
+      <w:pPr>
+        <w:pStyle w:val="a3"/>
+      </w:pPr>
+      <w:r>
+        <w:t>ИССЛЕДОВАНИЕ СПОСОБОВ РЕГИСТРАЦИИ ЦИФРОВЫХ СИГНАЛОВ</w:t>
+      </w:r>
+    </w:p>
+    <w:p>
+      <w:pPr>
+        <w:pStyle w:val="a3"/>
+        <w:jc w:val="both"/>
+      </w:pPr>
+    </w:p>
+    <w:p>
+      <w:pPr>
+        <w:pStyle w:val="a3"/>
+      </w:pPr>
+      <w:r>
+        <w:t xml:space="preserve">1. </w:t>
+      </w:r>
+      <w:r>
+        <w:t>Цель работы</w:t>
+      </w:r>
+    </w:p>
+    <w:p>
+      <w:pPr>
+        <w:pStyle w:val="a5"/>
+      </w:pPr>
+      <w:r>
+        <w:t xml:space="preserve">Углубить знания в области борьбы с искажениями цифровых сигналов и исследовать способами регистрации единичных элементов при наличии краевых искажений и дроблений. Приобрести практические навыки в построении и исследовании схем регистрации сигналов в среде моделирования </w:t>
+      </w:r>
+      <w:proofErr w:type="spellStart"/>
+      <w:r>
+        <w:t>Proteus</w:t>
+      </w:r>
+      <w:proofErr w:type="spellEnd"/>
+      <w:r>
+        <w:t>.</w:t>
+      </w:r>
+    </w:p>
+    <w:p>
+      <w:pPr>
+        <w:pStyle w:val="a5"/>
+      </w:pPr>
+    </w:p>
+    <w:p>
+      <w:pPr>
+        <w:pStyle w:val="a3"/>
+      </w:pPr>
+      <w:r>
+        <w:t>2. Программа работы</w:t>
+      </w:r>
+    </w:p>
+    <w:p>
+      <w:pPr>
+        <w:pStyle w:val="a5"/>
+      </w:pPr>
+      <w:r>
+        <w:t>1</w:t>
+      </w:r>
+      <w:r>
+        <w:t>.</w:t>
+      </w:r>
+      <w:r>
+        <w:t xml:space="preserve"> Составить схему регистрации единичных элементов способом стробирования. В качестве элементной базы использовать интегральные микросхемы серии CMOS 4000: инверторы − микросхема 40106; схема совпадения И − 4081; комбинированный триггер − 4027; переменный резистор типа POT-HG. Емкость конденсатора С1– 12 </w:t>
+      </w:r>
+      <w:proofErr w:type="spellStart"/>
+      <w:r>
+        <w:t>нФ</w:t>
+      </w:r>
+      <w:proofErr w:type="spellEnd"/>
+      <w:r>
+        <w:t>, а С2 – 0,47 мкФ (</w:t>
+      </w:r>
+      <w:proofErr w:type="spellStart"/>
+      <w:r>
+        <w:t>Generic</w:t>
+      </w:r>
+      <w:proofErr w:type="spellEnd"/>
+      <w:r>
+        <w:t xml:space="preserve">). Сопротивления потенциометров 1- 2 кОм. </w:t>
+      </w:r>
+    </w:p>
+    <w:p>
+      <w:pPr>
+        <w:pStyle w:val="a5"/>
+      </w:pPr>
+      <w:r>
+        <w:t>2</w:t>
+      </w:r>
+      <w:r>
+        <w:t>.</w:t>
+      </w:r>
+      <w:r>
+        <w:t xml:space="preserve"> Запустить процесс моделирования и снять осциллограммы сигналов на выходах каждого элемента. Для устойчивого отображения осциллограмм рекомендуется в качестве источника синхронизации использовать входной сигнал (выход триггера U3:A). Путем установления уровня синхронизирующего сигнала вращением диска Level добиться устойчивого (без подергивания) положения сигналов на экране осциллографа. </w:t>
+      </w:r>
+    </w:p>
+    <w:p>
+      <w:pPr>
+        <w:pStyle w:val="a5"/>
+      </w:pPr>
+      <w:r>
+        <w:t>3</w:t>
+      </w:r>
+      <w:r>
+        <w:t>.</w:t>
+      </w:r>
+      <w:r>
+        <w:t xml:space="preserve"> Имитируя изменение длины линии связи путем изменения положения движка потенциометра RV2 исследовать изменение формы сигнала на выходе линии связи и изменение величины краевых искажений сигналов на выходе пороговых устройств. Для наблюдения формы сигналов в различных точках схемы следует переключать входы осциллографа на нужные точки схемы либо воспользоваться еще одним осциллографом. </w:t>
+      </w:r>
+    </w:p>
+    <w:p>
+      <w:pPr>
+        <w:pStyle w:val="a5"/>
+      </w:pPr>
+      <w:r>
+        <w:t>4</w:t>
+      </w:r>
+      <w:r>
+        <w:t>.</w:t>
+      </w:r>
+      <w:r>
+        <w:t xml:space="preserve"> Измерить, при какой величине краевых искажений произойдет ошибочная регистрации единичных элементов. Оценить исправляющую способность приемного устройства.</w:t>
+      </w:r>
+    </w:p>
+    <w:p>
+      <w:pPr>
+        <w:pStyle w:val="a5"/>
+      </w:pPr>
+    </w:p>
+    <w:p>
+      <w:pPr>
+        <w:spacing w:after="160" w:line="278" w:lineRule="auto"/>
+        <w:ind w:firstLine="0"/>
+        <w:jc w:val="left"/>
+        <w:rPr>
+          <w:rFonts w:cs="Times New Roman"/>
+          <w:b/>
+          <w:bCs/>
+          <w:szCs w:val="28"/>
+        </w:rPr>
+      </w:pPr>
+      <w:r>
+        <w:br w:type="page"/>
+      </w:r>
+    </w:p>
+    <w:p>
+      <w:pPr>
+        <w:pStyle w:val="a3"/>
+      </w:pPr>
+      <w:r>
+        <w:lastRenderedPageBreak/>
+        <w:t>3. Ход работы</w:t>
+      </w:r>
+    </w:p>
+    <w:p>
+      <w:pPr>
+        <w:pStyle w:val="a3"/>
+      </w:pPr>
+    </w:p>
+    <w:p>
+      <w:pPr>
+        <w:pStyle w:val="a5"/>
+      </w:pPr>
+      <w:r>
+        <w:t>1. Собрать схему регистрации единичных элементов способом стробирования</w:t>
+      </w:r>
+      <w:r>
+        <w:t>.</w:t>
+      </w:r>
+    </w:p>
+    <w:p>
+      <w:pPr>
+        <w:pStyle w:val="a5"/>
+        <w:ind w:firstLine="0"/>
+      </w:pPr>
+    </w:p>
+    <w:p>
+      <w:pPr>
+        <w:pStyle w:val="a3"/>
+      </w:pPr>
+      <w:r>
+        <w:drawing>
+          <wp:inline distT="0" distB="0" distL="0" distR="0" wp14:anchorId="24F32717" wp14:editId="3D2A51DD">
+            <wp:extent cx="5940425" cy="2695575"/>
+            <wp:effectExtent l="0" t="0" r="3175" b="9525"/>
+            <wp:docPr id="1" name="Рисунок 1"/>
+            <wp:cNvGraphicFramePr>
+              <a:graphicFrameLocks xmlns:a="http://schemas.openxmlformats.org/drawingml/2006/main" noChangeAspect="1"/>
+            </wp:cNvGraphicFramePr>
+            <a:graphic xmlns:a="http://schemas.openxmlformats.org/drawingml/2006/main">
+              <a:graphicData uri="http://schemas.openxmlformats.org/drawingml/2006/picture">
+                <pic:pic xmlns:pic="http://schemas.openxmlformats.org/drawingml/2006/picture">
+                  <pic:nvPicPr>
+                    <pic:cNvPr id="1" name=""/>
+                    <pic:cNvPicPr/>
+                  </pic:nvPicPr>
+                  <pic:blipFill>
+                    <a:blip r:embed="rId4"/>
+                    <a:stretch>
+                      <a:fillRect/>
+                    </a:stretch>
+                  </pic:blipFill>
+                  <pic:spPr>
+                    <a:xfrm>
+                      <a:off x="0" y="0"/>
+                      <a:ext cx="5940425" cy="2695575"/>
+                    </a:xfrm>
+                    <a:prstGeom prst="rect">
+                      <a:avLst/>
+                    </a:prstGeom>
+                  </pic:spPr>
+                </pic:pic>
+              </a:graphicData>
+            </a:graphic>
+          </wp:inline>
+        </w:drawing>
+      </w:r>
+    </w:p>
+    <w:p>
+      <w:pPr>
+        <w:pStyle w:val="a3"/>
+        <w:rPr>
+          <w:b w:val="0"/>
+          <w:bCs w:val="0"/>
+        </w:rPr>
+      </w:pPr>
+      <w:r>
+        <w:rPr>
+          <w:b w:val="0"/>
+          <w:bCs w:val="0"/>
+        </w:rPr>
+        <w:t>Рисунок 1 - собранная схема установки</w:t>
+      </w:r>
+    </w:p>
+    <w:p>
+      <w:pPr>
+        <w:pStyle w:val="a3"/>
+        <w:rPr>
+          <w:b w:val="0"/>
+          <w:bCs w:val="0"/>
+        </w:rPr>
+      </w:pPr>
+    </w:p>
+    <w:p>
+      <w:pPr>
+        <w:pStyle w:val="a5"/>
+      </w:pPr>
+      <w:r>
+        <w:t xml:space="preserve">2. </w:t>
+      </w:r>
+      <w:r>
+        <w:t>Привести осциллограмму отображающую устойчивые сигналы.</w:t>
+      </w:r>
+    </w:p>
+    <w:p>
+      <w:pPr>
+        <w:pStyle w:val="a5"/>
+        <w:ind w:firstLine="0"/>
+      </w:pPr>
+    </w:p>
+    <w:p>
+      <w:pPr>
+        <w:pStyle w:val="a5"/>
+        <w:ind w:firstLine="0"/>
+        <w:jc w:val="center"/>
+      </w:pPr>
+      <w:r>
+        <w:drawing>
+          <wp:inline distT="0" distB="0" distL="0" distR="0" wp14:anchorId="052D1346" wp14:editId="761CDC6B">
+            <wp:extent cx="5940425" cy="2981325"/>
+            <wp:effectExtent l="0" t="0" r="3175" b="9525"/>
+            <wp:docPr id="2" name="Рисунок 2"/>
+            <wp:cNvGraphicFramePr>
+              <a:graphicFrameLocks xmlns:a="http://schemas.openxmlformats.org/drawingml/2006/main" noChangeAspect="1"/>
+            </wp:cNvGraphicFramePr>
+            <a:graphic xmlns:a="http://schemas.openxmlformats.org/drawingml/2006/main">
+              <a:graphicData uri="http://schemas.openxmlformats.org/drawingml/2006/picture">
+                <pic:pic xmlns:pic="http://schemas.openxmlformats.org/drawingml/2006/picture">
+                  <pic:nvPicPr>
+                    <pic:cNvPr id="1" name=""/>
+                    <pic:cNvPicPr/>
+                  </pic:nvPicPr>
+                  <pic:blipFill>
+                    <a:blip r:embed="rId5"/>
+                    <a:stretch>
+                      <a:fillRect/>
+                    </a:stretch>
+                  </pic:blipFill>
+                  <pic:spPr>
+                    <a:xfrm>
+                      <a:off x="0" y="0"/>
+                      <a:ext cx="5940425" cy="2981325"/>
+                    </a:xfrm>
+                    <a:prstGeom prst="rect">
+                      <a:avLst/>
+                    </a:prstGeom>
+                  </pic:spPr>
+                </pic:pic>
+              </a:graphicData>
+            </a:graphic>
+          </wp:inline>
+        </w:drawing>
+      </w:r>
+    </w:p>
+    <w:p>
+      <w:pPr>
+        <w:pStyle w:val="a3"/>
+        <w:rPr>
+          <w:b w:val="0"/>
+          <w:bCs w:val="0"/>
+        </w:rPr>
+      </w:pPr>
+      <w:r>
+        <w:rPr>
+          <w:b w:val="0"/>
+          <w:bCs w:val="0"/>
+        </w:rPr>
+        <w:t>Рисунок 2 - осциллограмма с установленными значениями на потенциометрах</w:t>
+      </w:r>
+    </w:p>
+    <w:p>
+      <w:pPr>
+        <w:pStyle w:val="a3"/>
+        <w:jc w:val="both"/>
+        <w:rPr>
+          <w:b w:val="0"/>
+          <w:bCs w:val="0"/>
+        </w:rPr>
+      </w:pPr>
+    </w:p>
+    <w:p>
+      <w:pPr>
+        <w:pStyle w:val="a5"/>
+      </w:pPr>
+      <w:r>
+        <w:lastRenderedPageBreak/>
+        <w:t>3. Имитируя изменение длины линии связи, снять осциллограмму с разных точек схемы. Исследовать изменение формы сигнала на выходе линии связи и изменение краевых искажений сигналов на выходе пороговых устройств.</w:t>
+      </w:r>
+      <w:r>
+        <w:t xml:space="preserve"> </w:t>
+      </w:r>
+      <w:r>
+        <w:t>О</w:t>
+      </w:r>
+      <w:r>
+        <w:t>сциллограмма</w:t>
+      </w:r>
+      <w:r>
+        <w:t xml:space="preserve"> будет изображена в таком формате -</w:t>
+      </w:r>
+      <w:r>
+        <w:t xml:space="preserve"> желтый сигнал на выходе у модулятора, синий </w:t>
+      </w:r>
+      <w:r>
+        <w:t>на выходе</w:t>
+      </w:r>
+      <w:r>
+        <w:t xml:space="preserve"> линии связи, красный </w:t>
+      </w:r>
+      <w:r>
+        <w:t xml:space="preserve">на выходе со </w:t>
+      </w:r>
+      <w:r>
+        <w:t>схемы стробирования, зелёный - исправленный сигнал</w:t>
+      </w:r>
+      <w:r>
+        <w:t>.</w:t>
+      </w:r>
+    </w:p>
+    <w:p>
+      <w:pPr>
+        <w:pStyle w:val="a5"/>
+      </w:pPr>
+      <w:r>
+        <w:t>Эксперименты с установкой</w:t>
+      </w:r>
+      <w:r>
+        <w:t>:</w:t>
+      </w:r>
+    </w:p>
+    <w:p>
+      <w:pPr>
+        <w:pStyle w:val="a5"/>
+        <w:rPr>
+          <w:i/>
+        </w:rPr>
+      </w:pPr>
+      <w:r>
+        <w:t>Эксперимент 1 - потенциометр на линии связи на 50</w:t>
+      </w:r>
+      <w:r>
+        <w:t>%</w:t>
+      </w:r>
+      <w:r>
+        <w:t xml:space="preserve">, осциллограмма (Рисунок 3) показал, что величина абсолютных краевых искажений </w:t>
+      </w:r>
+      <m:oMath>
+        <m:r>
+          <w:rPr>
+            <w:rFonts w:ascii="Cambria Math" w:hAnsi="Cambria Math"/>
+          </w:rPr>
+          <m:t>θ=2,8∙0,1mS-2,2∙0,1mS</m:t>
+        </m:r>
+        <m:r>
+          <w:rPr>
+            <w:rFonts w:ascii="Cambria Math" w:hAnsi="Cambria Math"/>
+          </w:rPr>
+          <m:t>=0,06mS</m:t>
+        </m:r>
+      </m:oMath>
+    </w:p>
+    <w:p>
+      <w:pPr>
+        <w:pStyle w:val="a5"/>
+      </w:pPr>
+      <w:r>
+        <w:t>Эк</w:t>
+      </w:r>
+      <w:r>
+        <w:t xml:space="preserve">сперимент </w:t>
+      </w:r>
+      <w:r>
+        <w:t>2</w:t>
+      </w:r>
+      <w:r>
+        <w:t xml:space="preserve"> - </w:t>
+      </w:r>
+      <w:r>
+        <w:t xml:space="preserve">потенциометр на линии связи на </w:t>
+      </w:r>
+      <w:r>
+        <w:t>25</w:t>
+      </w:r>
+      <w:r>
+        <w:t>%</w:t>
+      </w:r>
+      <w:r>
+        <w:t xml:space="preserve">, осциллограмма (Рисунок </w:t>
+      </w:r>
+      <w:r>
+        <w:t>4</w:t>
+      </w:r>
+      <w:r>
+        <w:t xml:space="preserve">) показал, что величина абсолютных краевых искажений </w:t>
+      </w:r>
+      <m:oMath>
+        <m:r>
+          <w:rPr>
+            <w:rFonts w:ascii="Cambria Math" w:hAnsi="Cambria Math"/>
+          </w:rPr>
+          <m:t>θ=</m:t>
+        </m:r>
+        <m:r>
+          <w:rPr>
+            <w:rFonts w:ascii="Cambria Math" w:hAnsi="Cambria Math"/>
+          </w:rPr>
+          <m:t>3</m:t>
+        </m:r>
+        <m:r>
+          <w:rPr>
+            <w:rFonts w:ascii="Cambria Math" w:hAnsi="Cambria Math"/>
+          </w:rPr>
+          <m:t>,</m:t>
+        </m:r>
+        <m:r>
+          <w:rPr>
+            <w:rFonts w:ascii="Cambria Math" w:hAnsi="Cambria Math"/>
+          </w:rPr>
+          <m:t>6</m:t>
+        </m:r>
+        <m:r>
+          <w:rPr>
+            <w:rFonts w:ascii="Cambria Math" w:hAnsi="Cambria Math"/>
+          </w:rPr>
+          <m:t>∙0,1mS-</m:t>
+        </m:r>
+        <m:r>
+          <w:rPr>
+            <w:rFonts w:ascii="Cambria Math" w:hAnsi="Cambria Math"/>
+          </w:rPr>
+          <m:t>3</m:t>
+        </m:r>
+        <m:r>
+          <w:rPr>
+            <w:rFonts w:ascii="Cambria Math" w:hAnsi="Cambria Math"/>
+          </w:rPr>
+          <m:t>,</m:t>
+        </m:r>
+        <m:r>
+          <w:rPr>
+            <w:rFonts w:ascii="Cambria Math" w:hAnsi="Cambria Math"/>
+          </w:rPr>
+          <m:t>1</m:t>
+        </m:r>
+        <m:r>
+          <w:rPr>
+            <w:rFonts w:ascii="Cambria Math" w:hAnsi="Cambria Math"/>
+          </w:rPr>
+          <m:t>∙0,1mS=0,0</m:t>
+        </m:r>
+        <m:r>
+          <w:rPr>
+            <w:rFonts w:ascii="Cambria Math" w:hAnsi="Cambria Math"/>
+          </w:rPr>
+          <m:t>5</m:t>
+        </m:r>
+        <m:r>
+          <w:rPr>
+            <w:rFonts w:ascii="Cambria Math" w:hAnsi="Cambria Math"/>
+          </w:rPr>
+          <m:t>mS</m:t>
+        </m:r>
+      </m:oMath>
+    </w:p>
+    <w:p>
+      <w:pPr>
+        <w:pStyle w:val="a5"/>
+      </w:pPr>
+      <w:r>
+        <w:t xml:space="preserve">Эксперимент </w:t>
+      </w:r>
+      <w:r>
+        <w:t>3</w:t>
+      </w:r>
+      <w:r>
+        <w:t xml:space="preserve"> - потенциометр на линии связи на </w:t>
+      </w:r>
+      <w:r>
+        <w:t>1</w:t>
+      </w:r>
+      <w:r>
+        <w:t>%</w:t>
+      </w:r>
+      <w:r>
+        <w:t xml:space="preserve">, осциллограмма (Рисунок </w:t>
+      </w:r>
+      <w:r>
+        <w:t>5</w:t>
+      </w:r>
+      <w:r>
+        <w:t xml:space="preserve">) показал, что величина абсолютных краевых искажений </w:t>
+      </w:r>
+      <m:oMath>
+        <m:r>
+          <w:rPr>
+            <w:rFonts w:ascii="Cambria Math" w:hAnsi="Cambria Math"/>
+          </w:rPr>
+          <m:t>θ=</m:t>
+        </m:r>
+        <m:r>
+          <w:rPr>
+            <w:rFonts w:ascii="Cambria Math" w:hAnsi="Cambria Math"/>
+          </w:rPr>
+          <m:t>5</m:t>
+        </m:r>
+        <m:r>
+          <w:rPr>
+            <w:rFonts w:ascii="Cambria Math" w:hAnsi="Cambria Math"/>
+          </w:rPr>
+          <m:t>,</m:t>
+        </m:r>
+        <m:r>
+          <w:rPr>
+            <w:rFonts w:ascii="Cambria Math" w:hAnsi="Cambria Math"/>
+          </w:rPr>
+          <m:t>6</m:t>
+        </m:r>
+        <m:r>
+          <w:rPr>
+            <w:rFonts w:ascii="Cambria Math" w:hAnsi="Cambria Math"/>
+          </w:rPr>
+          <m:t>∙0,1mS-</m:t>
+        </m:r>
+        <m:r>
+          <w:rPr>
+            <w:rFonts w:ascii="Cambria Math" w:hAnsi="Cambria Math"/>
+          </w:rPr>
+          <m:t>5</m:t>
+        </m:r>
+        <m:r>
+          <w:rPr>
+            <w:rFonts w:ascii="Cambria Math" w:hAnsi="Cambria Math"/>
+          </w:rPr>
+          <m:t>,</m:t>
+        </m:r>
+        <m:r>
+          <w:rPr>
+            <w:rFonts w:ascii="Cambria Math" w:hAnsi="Cambria Math"/>
+          </w:rPr>
+          <m:t>5</m:t>
+        </m:r>
+        <m:r>
+          <w:rPr>
+            <w:rFonts w:ascii="Cambria Math" w:hAnsi="Cambria Math"/>
+          </w:rPr>
+          <m:t>∙0,1mS=0,0</m:t>
+        </m:r>
+        <m:r>
+          <w:rPr>
+            <w:rFonts w:ascii="Cambria Math" w:hAnsi="Cambria Math"/>
+          </w:rPr>
+          <m:t>1</m:t>
+        </m:r>
+        <m:r>
+          <w:rPr>
+            <w:rFonts w:ascii="Cambria Math" w:hAnsi="Cambria Math"/>
+          </w:rPr>
+          <m:t>mS</m:t>
+        </m:r>
+      </m:oMath>
+      <w:r>
+        <w:rPr>
+          <w:rFonts w:eastAsiaTheme="minorEastAsia"/>
+        </w:rPr>
+        <w:t xml:space="preserve">. </w:t>
+      </w:r>
+      <w:r>
+        <w:rPr>
+          <w:rFonts w:eastAsiaTheme="minorEastAsia"/>
+        </w:rPr>
+        <w:t xml:space="preserve">На рисунке мы можем увидеть, что выходной сигнал изменился. Это связано с тем, что передний фронт сигнала с линии связи зашел </w:t>
+      </w:r>
+      <w:proofErr w:type="gramStart"/>
+      <w:r>
+        <w:rPr>
+          <w:rFonts w:eastAsiaTheme="minorEastAsia"/>
+        </w:rPr>
+        <w:t>за стробу</w:t>
+      </w:r>
+      <w:proofErr w:type="gramEnd"/>
+      <w:r>
+        <w:rPr>
+          <w:rFonts w:eastAsiaTheme="minorEastAsia"/>
+        </w:rPr>
+        <w:t>.</w:t>
+      </w:r>
+    </w:p>
+    <w:p>
+      <w:pPr>
+        <w:pStyle w:val="a5"/>
+      </w:pPr>
+    </w:p>
+    <w:p>
+      <w:pPr>
+        <w:pStyle w:val="a5"/>
+        <w:ind w:firstLine="0"/>
+        <w:jc w:val="center"/>
+      </w:pPr>
+      <w:r>
+        <w:drawing>
+          <wp:inline distT="0" distB="0" distL="0" distR="0" wp14:anchorId="5A4A667B" wp14:editId="74EC0A94">
+            <wp:extent cx="4160520" cy="2131182"/>
+            <wp:effectExtent l="0" t="0" r="0" b="2540"/>
+            <wp:docPr id="3" name="Рисунок 3"/>
+            <wp:cNvGraphicFramePr>
+              <a:graphicFrameLocks xmlns:a="http://schemas.openxmlformats.org/drawingml/2006/main" noChangeAspect="1"/>
+            </wp:cNvGraphicFramePr>
+            <a:graphic xmlns:a="http://schemas.openxmlformats.org/drawingml/2006/main">
+              <a:graphicData uri="http://schemas.openxmlformats.org/drawingml/2006/picture">
+                <pic:pic xmlns:pic="http://schemas.openxmlformats.org/drawingml/2006/picture">
+                  <pic:nvPicPr>
+                    <pic:cNvPr id="1" name=""/>
+                    <pic:cNvPicPr/>
+                  </pic:nvPicPr>
+                  <pic:blipFill>
+                    <a:blip r:embed="rId6"/>
+                    <a:stretch>
+                      <a:fillRect/>
+                    </a:stretch>
+                  </pic:blipFill>
+                  <pic:spPr>
+                    <a:xfrm>
+                      <a:off x="0" y="0"/>
+                      <a:ext cx="4179061" cy="2140680"/>
+                    </a:xfrm>
+                    <a:prstGeom prst="rect">
+                      <a:avLst/>
+                    </a:prstGeom>
+                  </pic:spPr>
+                </pic:pic>
+              </a:graphicData>
+            </a:graphic>
+          </wp:inline>
+        </w:drawing>
+      </w:r>
+    </w:p>
+    <w:p>
+      <w:pPr>
+        <w:pStyle w:val="a5"/>
+        <w:ind w:firstLine="0"/>
+        <w:jc w:val="center"/>
+      </w:pPr>
+      <w:r>
+        <w:t xml:space="preserve">Рисунок 3 - </w:t>
+      </w:r>
+      <w:r>
+        <w:t>Осциллограмма Эксперимента 1</w:t>
+      </w:r>
+    </w:p>
+    <w:p>
+      <w:pPr>
+        <w:pStyle w:val="a5"/>
+        <w:ind w:firstLine="0"/>
+      </w:pPr>
+      <w:r>
+        <w:t xml:space="preserve"> </w:t>
+      </w:r>
+    </w:p>
+    <w:p>
+      <w:pPr>
+        <w:pStyle w:val="a5"/>
+        <w:ind w:firstLine="0"/>
+        <w:jc w:val="center"/>
+      </w:pPr>
+      <w:r>
+        <w:lastRenderedPageBreak/>
+        <w:drawing>
+          <wp:inline distT="0" distB="0" distL="0" distR="0" wp14:anchorId="0D6094E6" wp14:editId="5C4344D1">
+            <wp:extent cx="4191000" cy="2122603"/>
+            <wp:effectExtent l="0" t="0" r="0" b="0"/>
+            <wp:docPr id="4" name="Рисунок 4"/>
+            <wp:cNvGraphicFramePr>
+              <a:graphicFrameLocks xmlns:a="http://schemas.openxmlformats.org/drawingml/2006/main" noChangeAspect="1"/>
+            </wp:cNvGraphicFramePr>
+            <a:graphic xmlns:a="http://schemas.openxmlformats.org/drawingml/2006/main">
+              <a:graphicData uri="http://schemas.openxmlformats.org/drawingml/2006/picture">
+                <pic:pic xmlns:pic="http://schemas.openxmlformats.org/drawingml/2006/picture">
+                  <pic:nvPicPr>
+                    <pic:cNvPr id="1" name=""/>
+                    <pic:cNvPicPr/>
+                  </pic:nvPicPr>
+                  <pic:blipFill>
+                    <a:blip r:embed="rId7"/>
+                    <a:stretch>
+                      <a:fillRect/>
+                    </a:stretch>
+                  </pic:blipFill>
+                  <pic:spPr>
+                    <a:xfrm>
+                      <a:off x="0" y="0"/>
+                      <a:ext cx="4213411" cy="2133953"/>
+                    </a:xfrm>
+                    <a:prstGeom prst="rect">
+                      <a:avLst/>
+                    </a:prstGeom>
+                  </pic:spPr>
+                </pic:pic>
+              </a:graphicData>
+            </a:graphic>
+          </wp:inline>
+        </w:drawing>
+      </w:r>
+    </w:p>
+    <w:p>
+      <w:pPr>
+        <w:pStyle w:val="a5"/>
+        <w:ind w:firstLine="0"/>
+        <w:jc w:val="center"/>
+      </w:pPr>
+      <w:r>
+        <w:t>Рисунок 4 - Осциллограмма Эксперимента 2</w:t>
+      </w:r>
+    </w:p>
+    <w:p>
+      <w:pPr>
+        <w:pStyle w:val="a5"/>
+        <w:ind w:firstLine="0"/>
+        <w:jc w:val="center"/>
+      </w:pPr>
+    </w:p>
+    <w:p>
+      <w:pPr>
+        <w:pStyle w:val="a5"/>
+        <w:ind w:firstLine="0"/>
+        <w:jc w:val="center"/>
+      </w:pPr>
+      <w:r>
+        <w:t xml:space="preserve"> </w:t>
+      </w:r>
+      <w:r>
+        <w:drawing>
+          <wp:inline distT="0" distB="0" distL="0" distR="0" wp14:anchorId="19730972" wp14:editId="6C7EE675">
+            <wp:extent cx="4373880" cy="2172680"/>
+            <wp:effectExtent l="0" t="0" r="7620" b="0"/>
+            <wp:docPr id="5" name="Рисунок 5"/>
+            <wp:cNvGraphicFramePr>
+              <a:graphicFrameLocks xmlns:a="http://schemas.openxmlformats.org/drawingml/2006/main" noChangeAspect="1"/>
+            </wp:cNvGraphicFramePr>
+            <a:graphic xmlns:a="http://schemas.openxmlformats.org/drawingml/2006/main">
+              <a:graphicData uri="http://schemas.openxmlformats.org/drawingml/2006/picture">
+                <pic:pic xmlns:pic="http://schemas.openxmlformats.org/drawingml/2006/picture">
+                  <pic:nvPicPr>
+                    <pic:cNvPr id="1" name=""/>
+                    <pic:cNvPicPr/>
+                  </pic:nvPicPr>
+                  <pic:blipFill>
+                    <a:blip r:embed="rId8"/>
+                    <a:stretch>
+                      <a:fillRect/>
+                    </a:stretch>
+                  </pic:blipFill>
+                  <pic:spPr>
+                    <a:xfrm>
+                      <a:off x="0" y="0"/>
+                      <a:ext cx="4382550" cy="2176987"/>
+                    </a:xfrm>
+                    <a:prstGeom prst="rect">
+                      <a:avLst/>
+                    </a:prstGeom>
+                  </pic:spPr>
+                </pic:pic>
+              </a:graphicData>
+            </a:graphic>
+          </wp:inline>
+        </w:drawing>
+      </w:r>
+    </w:p>
+    <w:p>
+      <w:pPr>
+        <w:pStyle w:val="a5"/>
+        <w:ind w:firstLine="0"/>
+        <w:jc w:val="center"/>
+      </w:pPr>
+      <w:r>
+        <w:t>Рисунок 5 - Осциллограмма Эксперимента 3</w:t>
+      </w:r>
+    </w:p>
+    <w:p>
+      <w:pPr>
+        <w:pStyle w:val="a5"/>
+        <w:ind w:firstLine="0"/>
+        <w:jc w:val="center"/>
+      </w:pPr>
+    </w:p>
+    <w:p>
+      <w:pPr>
+        <w:pStyle w:val="a5"/>
+      </w:pPr>
+      <w:r>
+        <w:t xml:space="preserve">4. Эксперименты показали, что </w:t>
+      </w:r>
+      <w:r>
+        <w:t>при абсолютных краевых искажениях близких или равных 0</w:t>
+      </w:r>
+      <w:r>
+        <w:t>,1</w:t>
       </w:r>
       <w:r>
         <w:rPr>
           <w:lang w:val="en-US"/>
         </w:rPr>
-        <w:t>4</w:t>
-      </w:r>
-    </w:p>
-    <w:p>
-      <w:pPr>
-        <w:pStyle w:val="a3"/>
-      </w:pPr>
-      <w:r>
-        <w:t>ИССЛЕДОВАНИЕ СПОСОБОВ РЕГИСТРАЦИИ ЦИФРОВЫХ СИГНАЛОВ</w:t>
-      </w:r>
-    </w:p>
-    <w:p>
-      <w:pPr>
-        <w:pStyle w:val="a3"/>
-        <w:jc w:val="both"/>
+        <w:t>mS</w:t>
+      </w:r>
+      <w:r>
+        <w:t xml:space="preserve"> </w:t>
+      </w:r>
+      <w:r>
+        <w:t>производится ошибочная регистрация единичных элементов.</w:t>
+      </w:r>
+    </w:p>
+    <w:p>
+      <w:pPr>
+        <w:pStyle w:val="a5"/>
+      </w:pPr>
+      <w:r>
+        <w:t>5. Исправляющая способность приёмного устройства оценивается как</w:t>
+      </w:r>
+    </w:p>
+    <w:p>
+      <w:pPr>
+        <w:pStyle w:val="a5"/>
+        <w:ind w:firstLine="0"/>
+      </w:pPr>
+    </w:p>
+    <w:p>
+      <w:pPr>
+        <w:pStyle w:val="a5"/>
+        <w:ind w:firstLine="0"/>
         <w:rPr>
+          <w:rFonts w:eastAsiaTheme="minorEastAsia"/>
           <w:lang w:val="en-US"/>
         </w:rPr>
       </w:pPr>
-    </w:p>
-    <w:p>
-      <w:pPr>
-        <w:pStyle w:val="a3"/>
-      </w:pPr>
-      <w:r>
+      <m:oMathPara>
+        <m:oMath>
+          <m:sSub>
+            <m:sSubPr>
+              <m:ctrlPr>
+                <w:rPr>
+                  <w:rFonts w:ascii="Cambria Math" w:hAnsi="Cambria Math"/>
+                  <w:i/>
+                </w:rPr>
+              </m:ctrlPr>
+            </m:sSubPr>
+            <m:e>
+              <m:r>
+                <w:rPr>
+                  <w:rFonts w:ascii="Cambria Math" w:hAnsi="Cambria Math"/>
+                  <w:lang w:val="en-US"/>
+                </w:rPr>
+                <m:t>ν</m:t>
+              </m:r>
+              <m:ctrlPr>
+                <w:rPr>
+                  <w:rFonts w:ascii="Cambria Math" w:hAnsi="Cambria Math"/>
+                  <w:i/>
+                  <w:lang w:val="en-US"/>
+                </w:rPr>
+              </m:ctrlPr>
+            </m:e>
+            <m:sub>
+              <m:r>
+                <w:rPr>
+                  <w:rFonts w:ascii="Cambria Math" w:hAnsi="Cambria Math"/>
+                </w:rPr>
+                <m:t>эфф</m:t>
+              </m:r>
+            </m:sub>
+          </m:sSub>
+          <m:r>
+            <w:rPr>
+              <w:rFonts w:ascii="Cambria Math" w:hAnsi="Cambria Math"/>
+            </w:rPr>
+            <m:t>=</m:t>
+          </m:r>
+          <m:r>
+            <w:rPr>
+              <w:rFonts w:ascii="Cambria Math" w:hAnsi="Cambria Math"/>
+              <w:lang w:val="en-US"/>
+            </w:rPr>
+            <m:t>[(</m:t>
+          </m:r>
+          <m:f>
+            <m:fPr>
+              <m:ctrlPr>
+                <w:rPr>
+                  <w:rFonts w:ascii="Cambria Math" w:hAnsi="Cambria Math"/>
+                  <w:i/>
+                  <w:lang w:val="en-US"/>
+                </w:rPr>
+              </m:ctrlPr>
+            </m:fPr>
+            <m:num>
+              <m:sSub>
+                <m:sSubPr>
+                  <m:ctrlPr>
+                    <w:rPr>
+                      <w:rFonts w:ascii="Cambria Math" w:hAnsi="Cambria Math"/>
+                      <w:i/>
+                      <w:lang w:val="en-US"/>
+                    </w:rPr>
+                  </m:ctrlPr>
+                </m:sSubPr>
+                <m:e>
+                  <m:r>
+                    <w:rPr>
+                      <w:rFonts w:ascii="Cambria Math" w:hAnsi="Cambria Math"/>
+                      <w:lang w:val="en-US"/>
+                    </w:rPr>
+                    <m:t>τ</m:t>
+                  </m:r>
+                </m:e>
+                <m:sub>
+                  <m:r>
+                    <w:rPr>
+                      <w:rFonts w:ascii="Cambria Math" w:hAnsi="Cambria Math"/>
+                      <w:lang w:val="en-US"/>
+                    </w:rPr>
+                    <m:t>0</m:t>
+                  </m:r>
+                </m:sub>
+              </m:sSub>
+            </m:num>
+            <m:den>
+              <m:r>
+                <w:rPr>
+                  <w:rFonts w:ascii="Cambria Math" w:hAnsi="Cambria Math"/>
+                  <w:lang w:val="en-US"/>
+                </w:rPr>
+                <m:t>2</m:t>
+              </m:r>
+            </m:den>
+          </m:f>
+          <m:r>
+            <w:rPr>
+              <w:rFonts w:ascii="Cambria Math" w:hAnsi="Cambria Math"/>
+              <w:lang w:val="en-US"/>
+            </w:rPr>
+            <m:t>-a)</m:t>
+          </m:r>
+          <m:r>
+            <w:rPr>
+              <w:rFonts w:ascii="Cambria Math" w:hAnsi="Cambria Math"/>
+              <w:lang w:val="en-US"/>
+            </w:rPr>
+            <m:t>-</m:t>
+          </m:r>
+          <m:sSub>
+            <m:sSubPr>
+              <m:ctrlPr>
+                <w:rPr>
+                  <w:rFonts w:ascii="Cambria Math" w:hAnsi="Cambria Math"/>
+                  <w:i/>
+                  <w:lang w:val="en-US"/>
+                </w:rPr>
+              </m:ctrlPr>
+            </m:sSubPr>
+            <m:e>
+              <m:r>
+                <w:rPr>
+                  <w:rFonts w:ascii="Cambria Math" w:hAnsi="Cambria Math"/>
+                  <w:lang w:val="en-US"/>
+                </w:rPr>
+                <m:t>ε</m:t>
+              </m:r>
+            </m:e>
+            <m:sub>
+              <m:r>
+                <w:rPr>
+                  <w:rFonts w:ascii="Cambria Math" w:hAnsi="Cambria Math"/>
+                </w:rPr>
+                <m:t>с</m:t>
+              </m:r>
+            </m:sub>
+          </m:sSub>
+          <m:r>
+            <w:rPr>
+              <w:rFonts w:ascii="Cambria Math" w:hAnsi="Cambria Math"/>
+              <w:lang w:val="en-US"/>
+            </w:rPr>
+            <m:t>]/(</m:t>
+          </m:r>
+          <m:sSub>
+            <m:sSubPr>
+              <m:ctrlPr>
+                <w:rPr>
+                  <w:rFonts w:ascii="Cambria Math" w:hAnsi="Cambria Math"/>
+                  <w:i/>
+                  <w:lang w:val="en-US"/>
+                </w:rPr>
+              </m:ctrlPr>
+            </m:sSubPr>
+            <m:e>
+              <m:r>
+                <w:rPr>
+                  <w:rFonts w:ascii="Cambria Math" w:hAnsi="Cambria Math"/>
+                  <w:lang w:val="en-US"/>
+                </w:rPr>
+                <m:t>τ</m:t>
+              </m:r>
+            </m:e>
+            <m:sub>
+              <m:r>
+                <w:rPr>
+                  <w:rFonts w:ascii="Cambria Math" w:hAnsi="Cambria Math"/>
+                  <w:lang w:val="en-US"/>
+                </w:rPr>
+                <m:t>0</m:t>
+              </m:r>
+            </m:sub>
+          </m:sSub>
+          <m:r>
+            <w:rPr>
+              <w:rFonts w:ascii="Cambria Math" w:hAnsi="Cambria Math"/>
+              <w:lang w:val="en-US"/>
+            </w:rPr>
+            <m:t>).</m:t>
+          </m:r>
+        </m:oMath>
+      </m:oMathPara>
+    </w:p>
+    <w:p>
+      <w:pPr>
+        <w:pStyle w:val="a5"/>
+        <w:ind w:firstLine="0"/>
         <w:rPr>
+          <w:rFonts w:eastAsiaTheme="minorEastAsia"/>
           <w:lang w:val="en-US"/>
         </w:rPr>
-        <w:t xml:space="preserve">1. </w:t>
-      </w:r>
-      <w:r>
-        <w:t>Цель работы</w:t>
-      </w:r>
-    </w:p>
-    <w:p>
-      <w:pPr>
-        <w:pStyle w:val="a5"/>
-      </w:pPr>
-      <w:r>
-        <w:t xml:space="preserve">Углубить знания в области борьбы с искажениями цифровых сигналов и исследовать способами регистрации единичных элементов при наличии краевых искажений и дроблений. Приобрести практические навыки в построении и исследовании схем регистрации сигналов в среде моделирования </w:t>
+      </w:pPr>
+    </w:p>
+    <w:p>
+      <w:pPr>
+        <w:pStyle w:val="a5"/>
+        <w:rPr>
+          <w:rFonts w:eastAsiaTheme="minorEastAsia"/>
+        </w:rPr>
+      </w:pPr>
+      <w:r>
+        <w:t xml:space="preserve">Подставляя </w:t>
+      </w:r>
+      <m:oMath>
+        <m:r>
+          <w:rPr>
+            <w:rFonts w:ascii="Cambria Math" w:hAnsi="Cambria Math"/>
+            <w:lang w:val="en-US"/>
+          </w:rPr>
+          <m:t>a</m:t>
+        </m:r>
+        <m:r>
+          <w:rPr>
+            <w:rFonts w:ascii="Cambria Math" w:hAnsi="Cambria Math"/>
+          </w:rPr>
+          <m:t>=</m:t>
+        </m:r>
+        <m:r>
+          <w:rPr>
+            <w:rFonts w:ascii="Cambria Math" w:hAnsi="Cambria Math"/>
+          </w:rPr>
+          <m:t>1,5</m:t>
+        </m:r>
+        <m:r>
+          <w:rPr>
+            <w:rFonts w:ascii="Cambria Math" w:hAnsi="Cambria Math"/>
+            <w:lang w:val="en-US"/>
+          </w:rPr>
+          <m:t>u</m:t>
+        </m:r>
+        <m:r>
+          <w:rPr>
+            <w:rFonts w:ascii="Cambria Math" w:hAnsi="Cambria Math"/>
+            <w:lang w:val="en-US"/>
+          </w:rPr>
+          <m:t>S</m:t>
+        </m:r>
+        <m:r>
+          <w:rPr>
+            <w:rFonts w:ascii="Cambria Math" w:hAnsi="Cambria Math"/>
+          </w:rPr>
+          <m:t xml:space="preserve">; </m:t>
+        </m:r>
+        <m:sSub>
+          <m:sSubPr>
+            <m:ctrlPr>
+              <w:rPr>
+                <w:rFonts w:ascii="Cambria Math" w:hAnsi="Cambria Math"/>
+                <w:i/>
+              </w:rPr>
+            </m:ctrlPr>
+          </m:sSubPr>
+          <m:e>
+            <m:r>
+              <w:rPr>
+                <w:rFonts w:ascii="Cambria Math" w:hAnsi="Cambria Math"/>
+              </w:rPr>
+              <m:t>τ</m:t>
+            </m:r>
+          </m:e>
+          <m:sub>
+            <m:r>
+              <w:rPr>
+                <w:rFonts w:ascii="Cambria Math" w:hAnsi="Cambria Math"/>
+              </w:rPr>
+              <m:t>0</m:t>
+            </m:r>
+          </m:sub>
+        </m:sSub>
+        <m:r>
+          <w:rPr>
+            <w:rFonts w:ascii="Cambria Math" w:hAnsi="Cambria Math"/>
+          </w:rPr>
+          <m:t>=</m:t>
+        </m:r>
+        <m:r>
+          <w:rPr>
+            <w:rFonts w:ascii="Cambria Math" w:eastAsiaTheme="minorEastAsia" w:hAnsi="Cambria Math"/>
+          </w:rPr>
+          <m:t>1</m:t>
+        </m:r>
+        <m:r>
+          <w:rPr>
+            <w:rFonts w:ascii="Cambria Math" w:eastAsiaTheme="minorEastAsia" w:hAnsi="Cambria Math"/>
+          </w:rPr>
+          <m:t>0</m:t>
+        </m:r>
+        <m:r>
+          <w:rPr>
+            <w:rFonts w:ascii="Cambria Math" w:eastAsiaTheme="minorEastAsia" w:hAnsi="Cambria Math"/>
+          </w:rPr>
+          <m:t>10</m:t>
+        </m:r>
+        <m:r>
+          <w:rPr>
+            <w:rFonts w:ascii="Cambria Math" w:eastAsiaTheme="minorEastAsia" w:hAnsi="Cambria Math"/>
+          </w:rPr>
+          <m:t>u</m:t>
+        </m:r>
+        <m:r>
+          <w:rPr>
+            <w:rFonts w:ascii="Cambria Math" w:eastAsiaTheme="minorEastAsia" w:hAnsi="Cambria Math"/>
+          </w:rPr>
+          <m:t xml:space="preserve">S; </m:t>
+        </m:r>
+        <m:sSub>
+          <m:sSubPr>
+            <m:ctrlPr>
+              <w:rPr>
+                <w:rFonts w:ascii="Cambria Math" w:eastAsiaTheme="minorEastAsia" w:hAnsi="Cambria Math"/>
+                <w:i/>
+              </w:rPr>
+            </m:ctrlPr>
+          </m:sSubPr>
+          <m:e>
+            <m:r>
+              <w:rPr>
+                <w:rFonts w:ascii="Cambria Math" w:eastAsiaTheme="minorEastAsia" w:hAnsi="Cambria Math"/>
+              </w:rPr>
+              <m:t>ε</m:t>
+            </m:r>
+          </m:e>
+          <m:sub>
+            <m:r>
+              <w:rPr>
+                <w:rFonts w:ascii="Cambria Math" w:eastAsiaTheme="minorEastAsia" w:hAnsi="Cambria Math"/>
+              </w:rPr>
+              <m:t>c</m:t>
+            </m:r>
+          </m:sub>
+        </m:sSub>
+        <m:r>
+          <w:rPr>
+            <w:rFonts w:ascii="Cambria Math" w:eastAsiaTheme="minorEastAsia" w:hAnsi="Cambria Math"/>
+          </w:rPr>
+          <m:t>=501</m:t>
+        </m:r>
+        <m:r>
+          <w:rPr>
+            <w:rFonts w:ascii="Cambria Math" w:eastAsiaTheme="minorEastAsia" w:hAnsi="Cambria Math"/>
+          </w:rPr>
+          <m:t>u</m:t>
+        </m:r>
+        <m:r>
+          <w:rPr>
+            <w:rFonts w:ascii="Cambria Math" w:eastAsiaTheme="minorEastAsia" w:hAnsi="Cambria Math"/>
+          </w:rPr>
+          <m:t>S</m:t>
+        </m:r>
+        <m:r>
+          <w:rPr>
+            <w:rFonts w:ascii="Cambria Math" w:eastAsiaTheme="minorEastAsia" w:hAnsi="Cambria Math"/>
+          </w:rPr>
+          <m:t>;</m:t>
+        </m:r>
+      </m:oMath>
+    </w:p>
+    <w:p>
+      <w:pPr>
+        <w:pStyle w:val="a5"/>
+        <w:rPr>
+          <w:rFonts w:eastAsiaTheme="minorEastAsia"/>
+        </w:rPr>
+      </w:pPr>
+    </w:p>
+    <w:p>
+      <w:pPr>
+        <w:pStyle w:val="a5"/>
+        <w:ind w:firstLine="0"/>
+        <w:rPr>
+          <w:rFonts w:eastAsiaTheme="minorEastAsia"/>
+          <w:lang w:val="en-US"/>
+        </w:rPr>
+      </w:pPr>
+      <m:oMathPara>
+        <m:oMath>
+          <m:sSub>
+            <m:sSubPr>
+              <m:ctrlPr>
+                <w:rPr>
+                  <w:rFonts w:ascii="Cambria Math" w:hAnsi="Cambria Math"/>
+                  <w:i/>
+                </w:rPr>
+              </m:ctrlPr>
+            </m:sSubPr>
+            <m:e>
+              <m:r>
+                <w:rPr>
+                  <w:rFonts w:ascii="Cambria Math" w:hAnsi="Cambria Math"/>
+                  <w:lang w:val="en-US"/>
+                </w:rPr>
+                <m:t>ν</m:t>
+              </m:r>
+              <m:ctrlPr>
+                <w:rPr>
+                  <w:rFonts w:ascii="Cambria Math" w:hAnsi="Cambria Math"/>
+                  <w:i/>
+                  <w:lang w:val="en-US"/>
+                </w:rPr>
+              </m:ctrlPr>
+            </m:e>
+            <m:sub>
+              <m:r>
+                <w:rPr>
+                  <w:rFonts w:ascii="Cambria Math" w:hAnsi="Cambria Math"/>
+                </w:rPr>
+                <m:t>эфф</m:t>
+              </m:r>
+            </m:sub>
+          </m:sSub>
+          <m:r>
+            <w:rPr>
+              <w:rFonts w:ascii="Cambria Math" w:hAnsi="Cambria Math"/>
+            </w:rPr>
+            <m:t>=</m:t>
+          </m:r>
+          <m:f>
+            <m:fPr>
+              <m:ctrlPr>
+                <w:rPr>
+                  <w:rFonts w:ascii="Cambria Math" w:hAnsi="Cambria Math"/>
+                  <w:i/>
+                  <w:lang w:val="en-US"/>
+                </w:rPr>
+              </m:ctrlPr>
+            </m:fPr>
+            <m:num>
+              <m:d>
+                <m:dPr>
+                  <m:begChr m:val="["/>
+                  <m:endChr m:val="]"/>
+                  <m:ctrlPr>
+                    <w:rPr>
+                      <w:rFonts w:ascii="Cambria Math" w:hAnsi="Cambria Math"/>
+                      <w:i/>
+                    </w:rPr>
+                  </m:ctrlPr>
+                </m:dPr>
+                <m:e>
+                  <m:d>
+                    <m:dPr>
+                      <m:ctrlPr>
+                        <w:rPr>
+                          <w:rFonts w:ascii="Cambria Math" w:hAnsi="Cambria Math"/>
+                          <w:i/>
+                        </w:rPr>
+                      </m:ctrlPr>
+                    </m:dPr>
+                    <m:e>
+                      <m:r>
+                        <w:rPr>
+                          <w:rFonts w:ascii="Cambria Math" w:hAnsi="Cambria Math"/>
+                          <w:lang w:val="en-US"/>
+                        </w:rPr>
+                        <m:t>505-1,5</m:t>
+                      </m:r>
+                      <m:ctrlPr>
+                        <w:rPr>
+                          <w:rFonts w:ascii="Cambria Math" w:hAnsi="Cambria Math"/>
+                          <w:i/>
+                          <w:lang w:val="en-US"/>
+                        </w:rPr>
+                      </m:ctrlPr>
+                    </m:e>
+                  </m:d>
+                  <m:r>
+                    <w:rPr>
+                      <w:rFonts w:ascii="Cambria Math" w:hAnsi="Cambria Math"/>
+                      <w:lang w:val="en-US"/>
+                    </w:rPr>
+                    <m:t>-501</m:t>
+                  </m:r>
+                  <m:ctrlPr>
+                    <w:rPr>
+                      <w:rFonts w:ascii="Cambria Math" w:hAnsi="Cambria Math"/>
+                      <w:i/>
+                      <w:lang w:val="en-US"/>
+                    </w:rPr>
+                  </m:ctrlPr>
+                </m:e>
+              </m:d>
+            </m:num>
+            <m:den>
+              <m:r>
+                <w:rPr>
+                  <w:rFonts w:ascii="Cambria Math" w:hAnsi="Cambria Math"/>
+                  <w:lang w:val="en-US"/>
+                </w:rPr>
+                <m:t>1000</m:t>
+              </m:r>
+            </m:den>
+          </m:f>
+          <m:r>
+            <w:rPr>
+              <w:rFonts w:ascii="Cambria Math" w:hAnsi="Cambria Math"/>
+              <w:lang w:val="en-US"/>
+            </w:rPr>
+            <m:t>=</m:t>
+          </m:r>
+          <m:r>
+            <w:rPr>
+              <w:rFonts w:ascii="Cambria Math" w:hAnsi="Cambria Math"/>
+              <w:lang w:val="en-US"/>
+            </w:rPr>
+            <m:t>0,0025</m:t>
+          </m:r>
+          <m:r>
+            <w:rPr>
+              <w:rFonts w:ascii="Cambria Math" w:hAnsi="Cambria Math"/>
+              <w:lang w:val="en-US"/>
+            </w:rPr>
+            <m:t>.</m:t>
+          </m:r>
+        </m:oMath>
+      </m:oMathPara>
+    </w:p>
+    <w:p>
+      <w:pPr>
+        <w:pStyle w:val="a5"/>
+        <w:ind w:firstLine="0"/>
+        <w:rPr>
+          <w:rFonts w:eastAsiaTheme="minorEastAsia"/>
+          <w:lang w:val="en-US"/>
+        </w:rPr>
+      </w:pPr>
+    </w:p>
+    <w:p>
+      <w:pPr>
+        <w:pStyle w:val="a5"/>
+        <w:ind w:firstLine="0"/>
+        <w:rPr>
+          <w:rFonts w:eastAsiaTheme="minorEastAsia"/>
+          <w:lang w:val="en-US"/>
+        </w:rPr>
+      </w:pPr>
+      <w:r>
+        <w:rPr>
+          <w:rFonts w:eastAsiaTheme="minorEastAsia"/>
+          <w:lang w:val="en-US"/>
+        </w:rPr>
+        <w:tab/>
+      </w:r>
+      <w:r>
+        <w:rPr>
+          <w:rFonts w:eastAsiaTheme="minorEastAsia"/>
+        </w:rPr>
+        <w:t>Вывод</w:t>
+      </w:r>
+      <w:r>
+        <w:rPr>
+          <w:rFonts w:eastAsiaTheme="minorEastAsia"/>
+          <w:lang w:val="en-US"/>
+        </w:rPr>
+        <w:t>:</w:t>
+      </w:r>
+    </w:p>
+    <w:p>
+      <w:pPr>
+        <w:pStyle w:val="a5"/>
+      </w:pPr>
+      <w:r>
+        <w:lastRenderedPageBreak/>
+        <w:t>В ходе лабораторной работы были у</w:t>
+      </w:r>
+      <w:r>
+        <w:t>глуб</w:t>
+      </w:r>
+      <w:r>
+        <w:t>лены</w:t>
+      </w:r>
+      <w:r>
+        <w:t xml:space="preserve"> знания в области борьбы с искажениями цифровых сигналов и исследова</w:t>
+      </w:r>
+      <w:r>
+        <w:t>ны</w:t>
+      </w:r>
+      <w:r>
+        <w:t xml:space="preserve"> способ</w:t>
+      </w:r>
+      <w:r>
+        <w:t>ы</w:t>
+      </w:r>
+      <w:r>
+        <w:t xml:space="preserve"> регистрации единичных элементов при наличии краевых искажений и дроблений. Приобре</w:t>
+      </w:r>
+      <w:r>
+        <w:t>тены</w:t>
+      </w:r>
+      <w:r>
+        <w:t xml:space="preserve"> практические навыки в построении и исследовании схем регистрации сигналов в среде моделирования </w:t>
       </w:r>
       <w:proofErr w:type="spellStart"/>
       <w:r>
@@ -66,113 +1506,30 @@
     <w:p>
       <w:pPr>
         <w:pStyle w:val="a5"/>
-      </w:pPr>
-    </w:p>
-    <w:p>
-      <w:pPr>
-        <w:pStyle w:val="a3"/>
-      </w:pPr>
-      <w:r>
-        <w:t>2. Программа работы</w:t>
-      </w:r>
-    </w:p>
-    <w:p>
-      <w:pPr>
-        <w:pStyle w:val="a5"/>
-      </w:pPr>
-      <w:r>
-        <w:t>1</w:t>
-      </w:r>
-      <w:r>
-        <w:t>.</w:t>
-      </w:r>
-      <w:r>
-        <w:t xml:space="preserve"> Составить схему регистрации единичных элементов способом стробирования. В качестве элементной базы использовать интегральные микросхемы серии CMOS 4000: инверторы − микросхема 40106; схема совпадения И − 4081; комбинированный триггер − 4027; переменный резистор типа POT-HG. Емкость конденсатора С1– 12 </w:t>
-      </w:r>
-      <w:proofErr w:type="spellStart"/>
-      <w:r>
-        <w:t>нФ</w:t>
-      </w:r>
-      <w:proofErr w:type="spellEnd"/>
-      <w:r>
-        <w:t>, а С2 – 0,47 мкФ (</w:t>
-      </w:r>
-      <w:proofErr w:type="spellStart"/>
-      <w:r>
-        <w:t>Generic</w:t>
-      </w:r>
-      <w:proofErr w:type="spellEnd"/>
-      <w:r>
-        <w:t xml:space="preserve">). Сопротивления потенциометров 1- 2 кОм. </w:t>
-      </w:r>
-    </w:p>
-    <w:p>
-      <w:pPr>
-        <w:pStyle w:val="a5"/>
-      </w:pPr>
-      <w:r>
-        <w:t>2</w:t>
-      </w:r>
-      <w:r>
-        <w:t>.</w:t>
-      </w:r>
-      <w:r>
-        <w:t xml:space="preserve"> Запустить процесс моделирования и снять осциллограммы сигналов на выходах каждого элемента. Для устойчивого отображения осциллограмм рекомендуется в качестве источника синхронизации использовать входной сигнал (выход триггера U</w:t>
-      </w:r>
-      <w:proofErr w:type="gramStart"/>
-      <w:r>
-        <w:t>3:A</w:t>
-      </w:r>
-      <w:proofErr w:type="gramEnd"/>
-      <w:r>
-        <w:t xml:space="preserve">). Путем установления уровня синхронизирующего сигнала вращением диска Level добиться устойчивого (без подергивания) положения сигналов на экране осциллографа. </w:t>
-      </w:r>
-    </w:p>
-    <w:p>
-      <w:pPr>
-        <w:pStyle w:val="a5"/>
-      </w:pPr>
-      <w:r>
-        <w:t>3</w:t>
-      </w:r>
-      <w:r>
-        <w:t>.</w:t>
-      </w:r>
-      <w:r>
-        <w:t xml:space="preserve"> Имитируя изменение длины линии связи путем изменения положения движка потенциометра RV2 исследовать изменение формы сигнала на выходе линии связи и изменение величины краевых искажений сигналов на выходе пороговых устройств. Для наблюдения формы сигналов в различных точках схемы следует переключать входы осциллографа на нужные точки схемы либо воспользоваться еще одним осциллографом. </w:t>
-      </w:r>
-    </w:p>
-    <w:p>
-      <w:pPr>
-        <w:pStyle w:val="a5"/>
-      </w:pPr>
-      <w:r>
-        <w:t>4</w:t>
-      </w:r>
-      <w:r>
-        <w:t>.</w:t>
-      </w:r>
-      <w:r>
-        <w:t xml:space="preserve"> Измерить, при какой величине краевых искажений произойдет ошибочная регистрации единичных элементов. Оценить исправляющую способность приемного устройства.</w:t>
-      </w:r>
-    </w:p>
-    <w:p>
-      <w:pPr>
-        <w:pStyle w:val="a5"/>
-      </w:pPr>
-    </w:p>
-    <w:p>
-      <w:pPr>
-        <w:pStyle w:val="a3"/>
-      </w:pPr>
-      <w:r>
-        <w:t>3. Ход работы</w:t>
-      </w:r>
-    </w:p>
-    <w:p>
-      <w:pPr>
-        <w:pStyle w:val="a5"/>
-      </w:pPr>
+        <w:ind w:firstLine="0"/>
+        <w:rPr>
+          <w:rFonts w:eastAsiaTheme="minorEastAsia"/>
+        </w:rPr>
+      </w:pPr>
+    </w:p>
+    <w:p>
+      <w:pPr>
+        <w:pStyle w:val="a5"/>
+        <w:ind w:firstLine="0"/>
+        <w:rPr>
+          <w:i/>
+        </w:rPr>
+      </w:pPr>
+      <m:oMathPara>
+        <m:oMath>
+          <m:r>
+            <w:rPr>
+              <w:rFonts w:ascii="Cambria Math" w:hAnsi="Cambria Math"/>
+            </w:rPr>
+            <m:t xml:space="preserve">    </m:t>
+          </m:r>
+        </m:oMath>
+      </m:oMathPara>
     </w:p>
     <w:sectPr>
       <w:pgSz w:w="11906" w:h="16838"/>
@@ -185,7 +1542,7 @@
 </file>
 
 <file path=word/styles.xml><?xml version="1.0" encoding="utf-8"?>
-<w:styles xmlns:mc="http://schemas.openxmlformats.org/markup-compatibility/2006" xmlns:r="http://schemas.openxmlformats.org/officeDocument/2006/relationships" xmlns:w="http://schemas.openxmlformats.org/wordprocessingml/2006/main" xmlns:w14="http://schemas.microsoft.com/office/word/2010/wordml" xmlns:w15="http://schemas.microsoft.com/office/word/2012/wordml" xmlns:w16cex="http://schemas.microsoft.com/office/word/2018/wordml/cex" xmlns:w16cid="http://schemas.microsoft.com/office/word/2016/wordml/cid" xmlns:w16="http://schemas.microsoft.com/office/word/2018/wordml" xmlns:w16du="http://schemas.microsoft.com/office/word/2023/wordml/word16du" xmlns:w16sdtdh="http://schemas.microsoft.com/office/word/2020/wordml/sdtdatahash" xmlns:w16sdtfl="http://schemas.microsoft.com/office/word/2024/wordml/sdtformatlock" xmlns:w16se="http://schemas.microsoft.com/office/word/2015/wordml/symex" mc:Ignorable="w14 w15 w16se w16cid w16 w16cex w16sdtdh w16sdtfl w16du">
+<w:styles xmlns:mc="http://schemas.openxmlformats.org/markup-compatibility/2006" xmlns:r="http://schemas.openxmlformats.org/officeDocument/2006/relationships" xmlns:w="http://schemas.openxmlformats.org/wordprocessingml/2006/main" xmlns:w14="http://schemas.microsoft.com/office/word/2010/wordml" xmlns:w15="http://schemas.microsoft.com/office/word/2012/wordml" xmlns:w16cex="http://schemas.microsoft.com/office/word/2018/wordml/cex" xmlns:w16cid="http://schemas.microsoft.com/office/word/2016/wordml/cid" xmlns:w16="http://schemas.microsoft.com/office/word/2018/wordml" xmlns:w16sdtdh="http://schemas.microsoft.com/office/word/2020/wordml/sdtdatahash" xmlns:w16se="http://schemas.microsoft.com/office/word/2015/wordml/symex" mc:Ignorable="w14 w15 w16se w16cid w16 w16cex w16sdtdh">
   <w:docDefaults>
     <w:rPrDefault>
       <w:rPr>
@@ -793,6 +2150,7 @@
   <w:style w:type="character" w:default="1" w:styleId="a0">
     <w:name w:val="Default Paragraph Font"/>
     <w:uiPriority w:val="1"/>
+    <w:semiHidden/>
     <w:unhideWhenUsed/>
   </w:style>
   <w:style w:type="table" w:default="1" w:styleId="a1">
@@ -1172,6 +2530,16 @@
       <w:smallCaps/>
       <w:color w:val="2F5496" w:themeColor="accent1" w:themeShade="BF"/>
       <w:spacing w:val="5"/>
+    </w:rPr>
+  </w:style>
+  <w:style w:type="character" w:styleId="af0">
+    <w:name w:val="Placeholder Text"/>
+    <w:basedOn w:val="a0"/>
+    <w:uiPriority w:val="99"/>
+    <w:semiHidden/>
+    <w:rsid w:val="008613B7"/>
+    <w:rPr>
+      <w:color w:val="808080"/>
     </w:rPr>
   </w:style>
 </w:styles>
